--- a/testing-guide-family.docx
+++ b/testing-guide-family.docx
@@ -21,7 +21,7 @@
     </w:p>
     <w:p>
       <w:pPr>
-        <w:spacing w:after="320"/>
+        <w:spacing w:after="80"/>
         <w:jc w:val="center"/>
       </w:pPr>
       <w:r>
@@ -36,14 +36,27 @@
     </w:p>
     <w:p>
       <w:pPr>
+        <w:spacing w:after="320"/>
+        <w:jc w:val="center"/>
+      </w:pPr>
+      <w:r>
+        <w:rPr>
+          <w:rFonts w:ascii="Arial" w:cs="Arial" w:eastAsia="Arial" w:hAnsi="Arial"/>
+          <w:i/>
+          <w:iCs/>
+          <w:color w:val="94a3b8"/>
+          <w:sz w:val="20"/>
+          <w:szCs w:val="20"/>
+        </w:rPr>
+        <w:t xml:space="preserve">Updated June 2026</w:t>
+      </w:r>
+    </w:p>
+    <w:p>
+      <w:pPr>
         <w:spacing w:after="120"/>
       </w:pPr>
       <w:r>
-        <w:rPr>
-          <w:sz w:val="22"/>
-          <w:szCs w:val="22"/>
-        </w:rPr>
-        <w:t xml:space="preserve">Hey! We're testing the Bible study app before sharing it more widely. This should take about 10–15 minutes on your phone. Go through each step and jot down anything that feels confusing, broken, or could be better.</w:t>
+        <w:t xml:space="preserve">Hey! We are testing the Bible study app before sharing it more widely. This should take about 10 to 15 minutes on your phone. Go through each step and write down anything that feels off, confusing, or that you really like.</w:t>
       </w:r>
     </w:p>
     <w:p>
@@ -67,7 +80,7 @@
           <w:sz w:val="18"/>
           <w:szCs w:val="18"/>
         </w:rPr>
-        <w:t xml:space="preserve">Step 1 — First Impression</w:t>
+        <w:t xml:space="preserve">Step 1 — The Welcome Page</w:t>
       </w:r>
     </w:p>
     <w:p>
@@ -75,58 +88,75 @@
         <w:spacing w:after="120"/>
       </w:pPr>
       <w:r>
-        <w:t xml:space="preserve">Open the link below on your phone. Don't do anything yet — just look at the page.</w:t>
-      </w:r>
-    </w:p>
-    <w:p>
-      <w:pPr>
-        <w:pStyle w:val="ListParagraph"/>
-        <w:numPr>
-          <w:ilvl w:val="0"/>
-          <w:numId w:val="2"/>
-        </w:numPr>
-        <w:spacing w:after="80"/>
-      </w:pPr>
-      <w:r>
-        <w:rPr>
-          <w:sz w:val="22"/>
-          <w:szCs w:val="22"/>
-        </w:rPr>
-        <w:t xml:space="preserve">What's the first thing you notice?</w:t>
-      </w:r>
-    </w:p>
-    <w:p>
-      <w:pPr>
-        <w:pStyle w:val="ListParagraph"/>
-        <w:numPr>
-          <w:ilvl w:val="0"/>
-          <w:numId w:val="2"/>
-        </w:numPr>
-        <w:spacing w:after="80"/>
-      </w:pPr>
-      <w:r>
-        <w:rPr>
-          <w:sz w:val="22"/>
-          <w:szCs w:val="22"/>
-        </w:rPr>
-        <w:t xml:space="preserve">Does it feel welcoming or confusing?</w:t>
-      </w:r>
-    </w:p>
-    <w:p>
-      <w:pPr>
-        <w:pStyle w:val="ListParagraph"/>
-        <w:numPr>
-          <w:ilvl w:val="0"/>
-          <w:numId w:val="2"/>
-        </w:numPr>
-        <w:spacing w:after="80"/>
-      </w:pPr>
-      <w:r>
-        <w:rPr>
-          <w:sz w:val="22"/>
-          <w:szCs w:val="22"/>
-        </w:rPr>
-        <w:t xml:space="preserve">Can you tell what the site is for?</w:t>
+        <w:t xml:space="preserve">Open the link on your phone. You should see a welcome page with the app name and two buttons.</w:t>
+      </w:r>
+    </w:p>
+    <w:p>
+      <w:pPr>
+        <w:pStyle w:val="ListParagraph"/>
+        <w:numPr>
+          <w:ilvl w:val="0"/>
+          <w:numId w:val="2"/>
+        </w:numPr>
+        <w:spacing w:after="80"/>
+      </w:pPr>
+      <w:r>
+        <w:rPr>
+          <w:sz w:val="22"/>
+          <w:szCs w:val="22"/>
+        </w:rPr>
+        <w:t xml:space="preserve">Does it feel welcoming? Can you tell what the site is for?</w:t>
+      </w:r>
+    </w:p>
+    <w:p>
+      <w:pPr>
+        <w:pStyle w:val="ListParagraph"/>
+        <w:numPr>
+          <w:ilvl w:val="0"/>
+          <w:numId w:val="2"/>
+        </w:numPr>
+        <w:spacing w:after="80"/>
+      </w:pPr>
+      <w:r>
+        <w:rPr>
+          <w:sz w:val="22"/>
+          <w:szCs w:val="22"/>
+        </w:rPr>
+        <w:t xml:space="preserve">Tap "Enter Passcode" -- does it ask for a code?</w:t>
+      </w:r>
+    </w:p>
+    <w:p>
+      <w:pPr>
+        <w:pStyle w:val="ListParagraph"/>
+        <w:numPr>
+          <w:ilvl w:val="0"/>
+          <w:numId w:val="2"/>
+        </w:numPr>
+        <w:spacing w:after="80"/>
+      </w:pPr>
+      <w:r>
+        <w:rPr>
+          <w:sz w:val="22"/>
+          <w:szCs w:val="22"/>
+        </w:rPr>
+        <w:t xml:space="preserve">Type in the passcode Corey gave you (it works in any mix of upper and lowercase letters).</w:t>
+      </w:r>
+    </w:p>
+    <w:p>
+      <w:pPr>
+        <w:pStyle w:val="ListParagraph"/>
+        <w:numPr>
+          <w:ilvl w:val="0"/>
+          <w:numId w:val="2"/>
+        </w:numPr>
+        <w:spacing w:after="80"/>
+      </w:pPr>
+      <w:r>
+        <w:rPr>
+          <w:sz w:val="22"/>
+          <w:szCs w:val="22"/>
+        </w:rPr>
+        <w:t xml:space="preserve">Does it take you somewhere that makes sense?</w:t>
       </w:r>
     </w:p>
     <w:p>
@@ -150,7 +180,7 @@
           <w:sz w:val="18"/>
           <w:szCs w:val="18"/>
         </w:rPr>
-        <w:t xml:space="preserve">Step 2 — Enter Your Passcode</w:t>
+        <w:t xml:space="preserve">Step 2 — Your Dashboard</w:t>
       </w:r>
     </w:p>
     <w:p>
@@ -158,41 +188,58 @@
         <w:spacing w:after="120"/>
       </w:pPr>
       <w:r>
-        <w:t xml:space="preserve">Tap "Enter Passcode" and type in the code Corey gave you.</w:t>
-      </w:r>
-    </w:p>
-    <w:p>
-      <w:pPr>
-        <w:pStyle w:val="ListParagraph"/>
-        <w:numPr>
-          <w:ilvl w:val="0"/>
-          <w:numId w:val="2"/>
-        </w:numPr>
-        <w:spacing w:after="80"/>
-      </w:pPr>
-      <w:r>
-        <w:rPr>
-          <w:sz w:val="22"/>
-          <w:szCs w:val="22"/>
-        </w:rPr>
-        <w:t xml:space="preserve">Did it work?</w:t>
-      </w:r>
-    </w:p>
-    <w:p>
-      <w:pPr>
-        <w:pStyle w:val="ListParagraph"/>
-        <w:numPr>
-          <w:ilvl w:val="0"/>
-          <w:numId w:val="2"/>
-        </w:numPr>
-        <w:spacing w:after="80"/>
-      </w:pPr>
-      <w:r>
-        <w:rPr>
-          <w:sz w:val="22"/>
-          <w:szCs w:val="22"/>
-        </w:rPr>
-        <w:t xml:space="preserve">Did it take you somewhere that made sense?</w:t>
+        <w:t xml:space="preserve">After entering your passcode you should land on a dashboard or your track page.</w:t>
+      </w:r>
+    </w:p>
+    <w:p>
+      <w:pPr>
+        <w:pStyle w:val="ListParagraph"/>
+        <w:numPr>
+          <w:ilvl w:val="0"/>
+          <w:numId w:val="2"/>
+        </w:numPr>
+        <w:spacing w:after="80"/>
+      </w:pPr>
+      <w:r>
+        <w:rPr>
+          <w:sz w:val="22"/>
+          <w:szCs w:val="22"/>
+        </w:rPr>
+        <w:t xml:space="preserve">Does the greeting make sense?</w:t>
+      </w:r>
+    </w:p>
+    <w:p>
+      <w:pPr>
+        <w:pStyle w:val="ListParagraph"/>
+        <w:numPr>
+          <w:ilvl w:val="0"/>
+          <w:numId w:val="2"/>
+        </w:numPr>
+        <w:spacing w:after="80"/>
+      </w:pPr>
+      <w:r>
+        <w:rPr>
+          <w:sz w:val="22"/>
+          <w:szCs w:val="22"/>
+        </w:rPr>
+        <w:t xml:space="preserve">Do you see a section called "Your Track" with a list of studies?</w:t>
+      </w:r>
+    </w:p>
+    <w:p>
+      <w:pPr>
+        <w:pStyle w:val="ListParagraph"/>
+        <w:numPr>
+          <w:ilvl w:val="0"/>
+          <w:numId w:val="2"/>
+        </w:numPr>
+        <w:spacing w:after="80"/>
+      </w:pPr>
+      <w:r>
+        <w:rPr>
+          <w:sz w:val="22"/>
+          <w:szCs w:val="22"/>
+        </w:rPr>
+        <w:t xml:space="preserve">Can you find a button to start the first study?</w:t>
       </w:r>
     </w:p>
     <w:p>
@@ -216,7 +263,7 @@
           <w:sz w:val="18"/>
           <w:szCs w:val="18"/>
         </w:rPr>
-        <w:t xml:space="preserve">Step 3 — Find Your Study</w:t>
+        <w:t xml:space="preserve">Step 3 — Watch or Listen to a Study</w:t>
       </w:r>
     </w:p>
     <w:p>
@@ -224,58 +271,58 @@
         <w:spacing w:after="120"/>
       </w:pPr>
       <w:r>
-        <w:t xml:space="preserve">You should land on a page showing a list of studies in your track.</w:t>
-      </w:r>
-    </w:p>
-    <w:p>
-      <w:pPr>
-        <w:pStyle w:val="ListParagraph"/>
-        <w:numPr>
-          <w:ilvl w:val="0"/>
-          <w:numId w:val="2"/>
-        </w:numPr>
-        <w:spacing w:after="80"/>
-      </w:pPr>
-      <w:r>
-        <w:rPr>
-          <w:sz w:val="22"/>
-          <w:szCs w:val="22"/>
-        </w:rPr>
-        <w:t xml:space="preserve">Tap the first one — or any one that has a "Start" or "View" button.</w:t>
-      </w:r>
-    </w:p>
-    <w:p>
-      <w:pPr>
-        <w:pStyle w:val="ListParagraph"/>
-        <w:numPr>
-          <w:ilvl w:val="0"/>
-          <w:numId w:val="2"/>
-        </w:numPr>
-        <w:spacing w:after="80"/>
-      </w:pPr>
-      <w:r>
-        <w:rPr>
-          <w:sz w:val="22"/>
-          <w:szCs w:val="22"/>
-        </w:rPr>
-        <w:t xml:space="preserve">Does the video or audio load?</w:t>
-      </w:r>
-    </w:p>
-    <w:p>
-      <w:pPr>
-        <w:pStyle w:val="ListParagraph"/>
-        <w:numPr>
-          <w:ilvl w:val="0"/>
-          <w:numId w:val="2"/>
-        </w:numPr>
-        <w:spacing w:after="80"/>
-      </w:pPr>
-      <w:r>
-        <w:rPr>
-          <w:sz w:val="22"/>
-          <w:szCs w:val="22"/>
-        </w:rPr>
-        <w:t xml:space="preserve">Can you play it?</w:t>
+        <w:t xml:space="preserve">Open a study that has a "Start" or "View" button.</w:t>
+      </w:r>
+    </w:p>
+    <w:p>
+      <w:pPr>
+        <w:pStyle w:val="ListParagraph"/>
+        <w:numPr>
+          <w:ilvl w:val="0"/>
+          <w:numId w:val="2"/>
+        </w:numPr>
+        <w:spacing w:after="80"/>
+      </w:pPr>
+      <w:r>
+        <w:rPr>
+          <w:sz w:val="22"/>
+          <w:szCs w:val="22"/>
+        </w:rPr>
+        <w:t xml:space="preserve">Does the video load and play?</w:t>
+      </w:r>
+    </w:p>
+    <w:p>
+      <w:pPr>
+        <w:pStyle w:val="ListParagraph"/>
+        <w:numPr>
+          <w:ilvl w:val="0"/>
+          <w:numId w:val="2"/>
+        </w:numPr>
+        <w:spacing w:after="80"/>
+      </w:pPr>
+      <w:r>
+        <w:rPr>
+          <w:sz w:val="22"/>
+          <w:szCs w:val="22"/>
+        </w:rPr>
+        <w:t xml:space="preserve">Look for two buttons near the top of the video area -- "Video" and "Audio". Try tapping "Audio" -- does it switch to an audio player?</w:t>
+      </w:r>
+    </w:p>
+    <w:p>
+      <w:pPr>
+        <w:pStyle w:val="ListParagraph"/>
+        <w:numPr>
+          <w:ilvl w:val="0"/>
+          <w:numId w:val="2"/>
+        </w:numPr>
+        <w:spacing w:after="80"/>
+      </w:pPr>
+      <w:r>
+        <w:rPr>
+          <w:sz w:val="22"/>
+          <w:szCs w:val="22"/>
+        </w:rPr>
+        <w:t xml:space="preserve">Does the audio play clearly?</w:t>
       </w:r>
     </w:p>
     <w:p>
@@ -307,58 +354,58 @@
         <w:spacing w:after="120"/>
       </w:pPr>
       <w:r>
-        <w:t xml:space="preserve">Tap the "Scripture" tab.</w:t>
-      </w:r>
-    </w:p>
-    <w:p>
-      <w:pPr>
-        <w:pStyle w:val="ListParagraph"/>
-        <w:numPr>
-          <w:ilvl w:val="0"/>
-          <w:numId w:val="2"/>
-        </w:numPr>
-        <w:spacing w:after="80"/>
-      </w:pPr>
-      <w:r>
-        <w:rPr>
-          <w:sz w:val="22"/>
-          <w:szCs w:val="22"/>
-        </w:rPr>
-        <w:t xml:space="preserve">Can you read the passage okay?</w:t>
-      </w:r>
-    </w:p>
-    <w:p>
-      <w:pPr>
-        <w:pStyle w:val="ListParagraph"/>
-        <w:numPr>
-          <w:ilvl w:val="0"/>
-          <w:numId w:val="2"/>
-        </w:numPr>
-        <w:spacing w:after="80"/>
-      </w:pPr>
-      <w:r>
-        <w:rPr>
-          <w:sz w:val="22"/>
-          <w:szCs w:val="22"/>
-        </w:rPr>
-        <w:t xml:space="preserve">Try switching Bible translations (KJV, WEB, etc.) — do they load?</w:t>
-      </w:r>
-    </w:p>
-    <w:p>
-      <w:pPr>
-        <w:pStyle w:val="ListParagraph"/>
-        <w:numPr>
-          <w:ilvl w:val="0"/>
-          <w:numId w:val="2"/>
-        </w:numPr>
-        <w:spacing w:after="80"/>
-      </w:pPr>
-      <w:r>
-        <w:rPr>
-          <w:sz w:val="22"/>
-          <w:szCs w:val="22"/>
-        </w:rPr>
-        <w:t xml:space="preserve">Is the text easy to read on your phone?</w:t>
+        <w:t xml:space="preserve">Tap the "Scripture" tab at the bottom of the screen.</w:t>
+      </w:r>
+    </w:p>
+    <w:p>
+      <w:pPr>
+        <w:pStyle w:val="ListParagraph"/>
+        <w:numPr>
+          <w:ilvl w:val="0"/>
+          <w:numId w:val="2"/>
+        </w:numPr>
+        <w:spacing w:after="80"/>
+      </w:pPr>
+      <w:r>
+        <w:rPr>
+          <w:sz w:val="22"/>
+          <w:szCs w:val="22"/>
+        </w:rPr>
+        <w:t xml:space="preserve">Does the Bible passage load?</w:t>
+      </w:r>
+    </w:p>
+    <w:p>
+      <w:pPr>
+        <w:pStyle w:val="ListParagraph"/>
+        <w:numPr>
+          <w:ilvl w:val="0"/>
+          <w:numId w:val="2"/>
+        </w:numPr>
+        <w:spacing w:after="80"/>
+      </w:pPr>
+      <w:r>
+        <w:rPr>
+          <w:sz w:val="22"/>
+          <w:szCs w:val="22"/>
+        </w:rPr>
+        <w:t xml:space="preserve">Try tapping a different translation (KJV, WEB, etc.) -- does it switch?</w:t>
+      </w:r>
+    </w:p>
+    <w:p>
+      <w:pPr>
+        <w:pStyle w:val="ListParagraph"/>
+        <w:numPr>
+          <w:ilvl w:val="0"/>
+          <w:numId w:val="2"/>
+        </w:numPr>
+        <w:spacing w:after="80"/>
+      </w:pPr>
+      <w:r>
+        <w:rPr>
+          <w:sz w:val="22"/>
+          <w:szCs w:val="22"/>
+        </w:rPr>
+        <w:t xml:space="preserve">Is the text comfortable to read on your phone?</w:t>
       </w:r>
     </w:p>
     <w:p>
@@ -407,24 +454,24 @@
           <w:sz w:val="22"/>
           <w:szCs w:val="22"/>
         </w:rPr>
-        <w:t xml:space="preserve">What happens when you try to type a note?</w:t>
-      </w:r>
-    </w:p>
-    <w:p>
-      <w:pPr>
-        <w:pStyle w:val="ListParagraph"/>
-        <w:numPr>
-          <w:ilvl w:val="0"/>
-          <w:numId w:val="2"/>
-        </w:numPr>
-        <w:spacing w:after="80"/>
-      </w:pPr>
-      <w:r>
-        <w:rPr>
-          <w:sz w:val="22"/>
-          <w:szCs w:val="22"/>
-        </w:rPr>
-        <w:t xml:space="preserve">Does the message make sense?</w:t>
+        <w:t xml:space="preserve">What happens when you try to type?</w:t>
+      </w:r>
+    </w:p>
+    <w:p>
+      <w:pPr>
+        <w:pStyle w:val="ListParagraph"/>
+        <w:numPr>
+          <w:ilvl w:val="0"/>
+          <w:numId w:val="2"/>
+        </w:numPr>
+        <w:spacing w:after="80"/>
+      </w:pPr>
+      <w:r>
+        <w:rPr>
+          <w:sz w:val="22"/>
+          <w:szCs w:val="22"/>
+        </w:rPr>
+        <w:t xml:space="preserve">Does the message on screen make sense?</w:t>
       </w:r>
     </w:p>
     <w:p>
@@ -456,24 +503,24 @@
         <w:spacing w:after="120"/>
       </w:pPr>
       <w:r>
-        <w:t xml:space="preserve">Tap "Create Account" in the banner at the top of the screen.</w:t>
-      </w:r>
-    </w:p>
-    <w:p>
-      <w:pPr>
-        <w:pStyle w:val="ListParagraph"/>
-        <w:numPr>
-          <w:ilvl w:val="0"/>
-          <w:numId w:val="2"/>
-        </w:numPr>
-        <w:spacing w:after="80"/>
-      </w:pPr>
-      <w:r>
-        <w:rPr>
-          <w:sz w:val="22"/>
-          <w:szCs w:val="22"/>
-        </w:rPr>
-        <w:t xml:space="preserve">Was the signup form easy to fill out?</w:t>
+        <w:t xml:space="preserve">Look for a banner at the top that says "Create account to save notes" and tap it.</w:t>
+      </w:r>
+    </w:p>
+    <w:p>
+      <w:pPr>
+        <w:pStyle w:val="ListParagraph"/>
+        <w:numPr>
+          <w:ilvl w:val="0"/>
+          <w:numId w:val="2"/>
+        </w:numPr>
+        <w:spacing w:after="80"/>
+      </w:pPr>
+      <w:r>
+        <w:rPr>
+          <w:sz w:val="22"/>
+          <w:szCs w:val="22"/>
+        </w:rPr>
+        <w:t xml:space="preserve">Was signup easy to fill out?</w:t>
       </w:r>
     </w:p>
     <w:p>
@@ -507,7 +554,7 @@
           <w:sz w:val="22"/>
           <w:szCs w:val="22"/>
         </w:rPr>
-        <w:t xml:space="preserve">Does it save? (Look for "Saved ✓" in the corner.)</w:t>
+        <w:t xml:space="preserve">Watch for "Saved" with a checkmark in the corner.</w:t>
       </w:r>
     </w:p>
     <w:p>
@@ -531,7 +578,7 @@
           <w:sz w:val="18"/>
           <w:szCs w:val="18"/>
         </w:rPr>
-        <w:t xml:space="preserve">Step 7 — Navigate Between Studies</w:t>
+        <w:t xml:space="preserve">Step 7 — Move Between Studies</w:t>
       </w:r>
     </w:p>
     <w:p>
@@ -539,41 +586,107 @@
         <w:spacing w:after="120"/>
       </w:pPr>
       <w:r>
-        <w:t xml:space="preserve">If you see arrows (← →) near the top of the screen, try tapping them to move between studies.</w:t>
-      </w:r>
-    </w:p>
-    <w:p>
-      <w:pPr>
-        <w:pStyle w:val="ListParagraph"/>
-        <w:numPr>
-          <w:ilvl w:val="0"/>
-          <w:numId w:val="2"/>
-        </w:numPr>
-        <w:spacing w:after="80"/>
-      </w:pPr>
-      <w:r>
-        <w:rPr>
-          <w:sz w:val="22"/>
-          <w:szCs w:val="22"/>
-        </w:rPr>
-        <w:t xml:space="preserve">Does it work?</w:t>
-      </w:r>
-    </w:p>
-    <w:p>
-      <w:pPr>
-        <w:pStyle w:val="ListParagraph"/>
-        <w:numPr>
-          <w:ilvl w:val="0"/>
-          <w:numId w:val="2"/>
-        </w:numPr>
-        <w:spacing w:after="80"/>
-      </w:pPr>
-      <w:r>
-        <w:rPr>
-          <w:sz w:val="22"/>
-          <w:szCs w:val="22"/>
-        </w:rPr>
-        <w:t xml:space="preserve">Does it feel natural?</w:t>
+        <w:t xml:space="preserve">Look for arrow buttons near the top of the screen.</w:t>
+      </w:r>
+    </w:p>
+    <w:p>
+      <w:pPr>
+        <w:pStyle w:val="ListParagraph"/>
+        <w:numPr>
+          <w:ilvl w:val="0"/>
+          <w:numId w:val="2"/>
+        </w:numPr>
+        <w:spacing w:after="80"/>
+      </w:pPr>
+      <w:r>
+        <w:rPr>
+          <w:sz w:val="22"/>
+          <w:szCs w:val="22"/>
+        </w:rPr>
+        <w:t xml:space="preserve">Try tapping the right arrow to go to the next study. Does it work?</w:t>
+      </w:r>
+    </w:p>
+    <w:p>
+      <w:pPr>
+        <w:pStyle w:val="ListParagraph"/>
+        <w:numPr>
+          <w:ilvl w:val="0"/>
+          <w:numId w:val="2"/>
+        </w:numPr>
+        <w:spacing w:after="80"/>
+      </w:pPr>
+      <w:r>
+        <w:rPr>
+          <w:sz w:val="22"/>
+          <w:szCs w:val="22"/>
+        </w:rPr>
+        <w:t xml:space="preserve">Try the left arrow to go back. Does it feel natural?</w:t>
+      </w:r>
+    </w:p>
+    <w:p>
+      <w:pPr>
+        <w:spacing w:after="160"/>
+      </w:pPr>
+      <w:r>
+        <w:t xml:space="preserve"/>
+      </w:r>
+    </w:p>
+    <w:p>
+      <w:pPr>
+        <w:spacing w:after="80" w:before="240"/>
+      </w:pPr>
+      <w:r>
+        <w:rPr>
+          <w:b/>
+          <w:bCs/>
+          <w:caps/>
+          <w:color w:val="b59040"/>
+          <w:sz w:val="18"/>
+          <w:szCs w:val="18"/>
+        </w:rPr>
+        <w:t xml:space="preserve">Step 8 — Related Studies</w:t>
+      </w:r>
+    </w:p>
+    <w:p>
+      <w:pPr>
+        <w:spacing w:after="120"/>
+      </w:pPr>
+      <w:r>
+        <w:t xml:space="preserve">Tap the "Related" tab while in a study.</w:t>
+      </w:r>
+    </w:p>
+    <w:p>
+      <w:pPr>
+        <w:pStyle w:val="ListParagraph"/>
+        <w:numPr>
+          <w:ilvl w:val="0"/>
+          <w:numId w:val="2"/>
+        </w:numPr>
+        <w:spacing w:after="80"/>
+      </w:pPr>
+      <w:r>
+        <w:rPr>
+          <w:sz w:val="22"/>
+          <w:szCs w:val="22"/>
+        </w:rPr>
+        <w:t xml:space="preserve">Do you see any related studies listed?</w:t>
+      </w:r>
+    </w:p>
+    <w:p>
+      <w:pPr>
+        <w:pStyle w:val="ListParagraph"/>
+        <w:numPr>
+          <w:ilvl w:val="0"/>
+          <w:numId w:val="2"/>
+        </w:numPr>
+        <w:spacing w:after="80"/>
+      </w:pPr>
+      <w:r>
+        <w:rPr>
+          <w:sz w:val="22"/>
+          <w:szCs w:val="22"/>
+        </w:rPr>
+        <w:t xml:space="preserve">If you tap one, does a Bible passage appear below it?</w:t>
       </w:r>
     </w:p>
     <w:p>
@@ -605,7 +718,7 @@
         <w:spacing w:after="120"/>
       </w:pPr>
       <w:r>
-        <w:t xml:space="preserve">Please answer these after you've gone through the steps above:</w:t>
+        <w:t xml:space="preserve">Please answer these after going through the steps:</w:t>
       </w:r>
     </w:p>
     <w:p>
@@ -650,7 +763,7 @@
         <w:pBdr>
           <w:bottom w:val="single" w:color="e2e8f0" w:sz="2" w:space="1"/>
         </w:pBdr>
-        <w:spacing w:after="160"/>
+        <w:spacing w:after="60"/>
       </w:pPr>
       <w:r>
         <w:rPr>
@@ -658,6 +771,14 @@
           <w:szCs w:val="22"/>
         </w:rPr>
         <w:t xml:space="preserve">      </w:t>
+      </w:r>
+    </w:p>
+    <w:p>
+      <w:pPr>
+        <w:spacing w:after="120"/>
+      </w:pPr>
+      <w:r>
+        <w:t xml:space="preserve"/>
       </w:r>
     </w:p>
     <w:p>
@@ -671,7 +792,7 @@
           <w:sz w:val="22"/>
           <w:szCs w:val="22"/>
         </w:rPr>
-        <w:t xml:space="preserve">2.  What confused you most?</w:t>
+        <w:t xml:space="preserve">2.  What confused you the most?</w:t>
       </w:r>
     </w:p>
     <w:p>
@@ -694,7 +815,7 @@
         <w:pBdr>
           <w:bottom w:val="single" w:color="e2e8f0" w:sz="2" w:space="1"/>
         </w:pBdr>
-        <w:spacing w:after="160"/>
+        <w:spacing w:after="60"/>
       </w:pPr>
       <w:r>
         <w:rPr>
@@ -702,6 +823,14 @@
           <w:szCs w:val="22"/>
         </w:rPr>
         <w:t xml:space="preserve">      </w:t>
+      </w:r>
+    </w:p>
+    <w:p>
+      <w:pPr>
+        <w:spacing w:after="120"/>
+      </w:pPr>
+      <w:r>
+        <w:t xml:space="preserve"/>
       </w:r>
     </w:p>
     <w:p>
@@ -715,7 +844,7 @@
           <w:sz w:val="22"/>
           <w:szCs w:val="22"/>
         </w:rPr>
-        <w:t xml:space="preserve">3.  Was anything hard to find?</w:t>
+        <w:t xml:space="preserve">3.  Was anything hard to find or hard to tap on your phone?</w:t>
       </w:r>
     </w:p>
     <w:p>
@@ -738,7 +867,7 @@
         <w:pBdr>
           <w:bottom w:val="single" w:color="e2e8f0" w:sz="2" w:space="1"/>
         </w:pBdr>
-        <w:spacing w:after="160"/>
+        <w:spacing w:after="60"/>
       </w:pPr>
       <w:r>
         <w:rPr>
@@ -746,6 +875,14 @@
           <w:szCs w:val="22"/>
         </w:rPr>
         <w:t xml:space="preserve">      </w:t>
+      </w:r>
+    </w:p>
+    <w:p>
+      <w:pPr>
+        <w:spacing w:after="120"/>
+      </w:pPr>
+      <w:r>
+        <w:t xml:space="preserve"/>
       </w:r>
     </w:p>
     <w:p>
@@ -759,7 +896,7 @@
           <w:sz w:val="22"/>
           <w:szCs w:val="22"/>
         </w:rPr>
-        <w:t xml:space="preserve">4.  How did it feel on your phone? Anything too small or hard to tap?</w:t>
+        <w:t xml:space="preserve">4.  How did the video and audio toggle feel -- did switching between them make sense?</w:t>
       </w:r>
     </w:p>
     <w:p>
@@ -782,7 +919,7 @@
         <w:pBdr>
           <w:bottom w:val="single" w:color="e2e8f0" w:sz="2" w:space="1"/>
         </w:pBdr>
-        <w:spacing w:after="160"/>
+        <w:spacing w:after="60"/>
       </w:pPr>
       <w:r>
         <w:rPr>
@@ -790,6 +927,14 @@
           <w:szCs w:val="22"/>
         </w:rPr>
         <w:t xml:space="preserve">      </w:t>
+      </w:r>
+    </w:p>
+    <w:p>
+      <w:pPr>
+        <w:spacing w:after="120"/>
+      </w:pPr>
+      <w:r>
+        <w:t xml:space="preserve"/>
       </w:r>
     </w:p>
     <w:p>
@@ -803,7 +948,7 @@
           <w:sz w:val="22"/>
           <w:szCs w:val="22"/>
         </w:rPr>
-        <w:t xml:space="preserve">5.  Is there anything you expected to find that wasn't there?</w:t>
+        <w:t xml:space="preserve">5.  Is there anything you expected that was not there?</w:t>
       </w:r>
     </w:p>
     <w:p>
@@ -826,7 +971,7 @@
         <w:pBdr>
           <w:bottom w:val="single" w:color="e2e8f0" w:sz="2" w:space="1"/>
         </w:pBdr>
-        <w:spacing w:after="160"/>
+        <w:spacing w:after="60"/>
       </w:pPr>
       <w:r>
         <w:rPr>
@@ -834,6 +979,14 @@
           <w:szCs w:val="22"/>
         </w:rPr>
         <w:t xml:space="preserve">      </w:t>
+      </w:r>
+    </w:p>
+    <w:p>
+      <w:pPr>
+        <w:spacing w:after="120"/>
+      </w:pPr>
+      <w:r>
+        <w:t xml:space="preserve"/>
       </w:r>
     </w:p>
     <w:p>
@@ -856,7 +1009,7 @@
           <w:sz w:val="22"/>
           <w:szCs w:val="22"/>
         </w:rPr>
-        <w:t xml:space="preserve">Thank you for helping us make this better!</w:t>
+        <w:t xml:space="preserve">Thank you for helping us make this something special!</w:t>
       </w:r>
     </w:p>
     <w:sectPr>
@@ -1291,23 +1444,5 @@
       <w:szCs w:val="26"/>
     </w:rPr>
   </w:style>
-  <w:style w:type="paragraph" w:styleId="Heading3">
-    <w:name w:val="Heading 3"/>
-    <w:basedOn w:val="Normal"/>
-    <w:next w:val="Normal"/>
-    <w:qFormat/>
-    <w:pPr>
-      <w:spacing w:after="80" w:before="160"/>
-      <w:outlineLvl w:val="2"/>
-    </w:pPr>
-    <w:rPr>
-      <w:rFonts w:ascii="Arial" w:cs="Arial" w:eastAsia="Arial" w:hAnsi="Arial"/>
-      <w:b/>
-      <w:bCs/>
-      <w:color w:val="444444"/>
-      <w:sz w:val="22"/>
-      <w:szCs w:val="22"/>
-    </w:rPr>
-  </w:style>
 </w:styles>
 </file>